--- a/docs/ETL Pipeline for Financial Risk Data (Installation Guideline).docx
+++ b/docs/ETL Pipeline for Financial Risk Data (Installation Guideline).docx
@@ -28,8 +28,13 @@
         <w:t>Project Title</w:t>
       </w:r>
       <w:r>
-        <w:t>: ETL Pipeline for Financial Risk Data</w:t>
-      </w:r>
+        <w:t xml:space="preserve">: </w:t>
+      </w:r>
+      <w:r>
+        <w:t>ETL Pipeline with Data Quality Implementation on Finance</w:t>
+      </w:r>
+      <w:bookmarkStart w:id="0" w:name="_GoBack"/>
+      <w:bookmarkEnd w:id="0"/>
       <w:r>
         <w:br/>
       </w:r>
@@ -1610,8 +1615,6 @@
           </wp:inline>
         </w:drawing>
       </w:r>
-      <w:bookmarkStart w:id="0" w:name="_GoBack"/>
-      <w:bookmarkEnd w:id="0"/>
     </w:p>
     <w:sectPr>
       <w:pgSz w:w="12240" w:h="15840"/>
